--- a/FAI-SI-PFC-II-FalaCidade-2026-v1.16.docx
+++ b/FAI-SI-PFC-II-FalaCidade-2026-v1.16.docx
@@ -15151,7 +15151,7 @@
         </w:rPr>
       </w:pPr>
       <w:r>
-        <w:t xml:space="preserve">Descrição: o sistema deverá exibir as ocorrências registradas em um mapa geográfico interativo, utilizando a API do  OpenStreetMap, permitindo que administradores e funcionários visualizem a distribuição espacial dos problemas urbanos por bairro, categoria e status. O ciclo de vida da ocorrência no mapa segue os seguintes estados: (1) Pendente — ocorrência recém-registrada, exibida em vermelho no mapa; (2) Em Andamento — ocorrência em atendimento pela secretaria responsável, exibida em amarelo; (3) Concluída — intervenção concluída, exibida em verde; (4) Indeferida — ocorrência não atendida com justificativa, exibida em cinza; (5) Finalizada — ocorrência excluída pelo Super Administrador (RF25), em caráter definitivo, exibida em preto e visível apenas a esse perfil. A transição entre estados é realizada pelos perfis Funcionário ou Administrador via painel administrativo (RF12), com atualização automática da representação gráfica no mapa; o estado Finalizada, por sua vez, é atribuído exclusivamente pela exclusão da ocorrência. A visualização dispõe ainda de seletor de município, que recorta simultaneamente o mapa, os indicadores da situação das ocorrências e a relação das ocorrências recentes; a seleção de um município desloca o mapa até ele, e a opção “Todos os municípios” restabelece a visão global. O seletor relaciona os municípios que possuem ocorrências registradas, acrescidos do município do cadastro do usuário autenticado e daquele identificado pela localização, ainda que neles não haja ocorrência alguma.</w:t>
+        <w:t xml:space="preserve">Descrição: o sistema deverá exibir as ocorrências registradas em um mapa geográfico interativo, utilizando a API do  OpenStreetMap, permitindo que administradores e funcionários visualizem a distribuição espacial dos problemas urbanos por bairro, categoria e status. O ciclo de vida da ocorrência no mapa segue os seguintes estados: (1) Pendente — ocorrência recém-registrada, exibida em vermelho no mapa; (2) Em Andamento — ocorrência em atendimento pela secretaria responsável, exibida em amarelo; (3) Concluída — intervenção concluída, exibida em verde; (4) Indeferida — ocorrência não atendida com justificativa, exibida em cinza; (5) Finalizada — ocorrência excluída pelo Super Administrador (RF25), em caráter definitivo, que não é exibida no mapa, mas apenas na listagem de ocorrências do Super Administrador, em preto. A transição entre estados é realizada pelos perfis Funcionário ou Administrador via painel administrativo (RF12), com atualização automática da representação gráfica no mapa; o estado Finalizada, por sua vez, é atribuído exclusivamente pela exclusão da ocorrência. A visualização dispõe ainda de seletor de município, que recorta simultaneamente o mapa, os indicadores da situação das ocorrências e a relação das ocorrências recentes; a seleção de um município desloca o mapa até ele, e a opção “Todos os municípios” restabelece a visão global. O seletor relaciona os municípios que possuem ocorrências registradas, acrescidos do município do cadastro do usuário autenticado e daquele identificado pela localização, ainda que neles não haja ocorrência alguma.</w:t>
       </w:r>
       <w:ins w:id="9" w:author="Rodrigo Romano" w:date="2026-06-19T00:00:00Z">
         <w:r/>
@@ -15286,7 +15286,7 @@
         <w:rPr/>
       </w:pPr>
       <w:r>
-        <w:t xml:space="preserve">Descrição: o sistema deverá dispor do perfil Super Administrador, sem vinculação a município e responsável pela administração do sistema como um todo. Compete-lhe criar contas de qualquer perfil — inclusive de outros Super Administradores e dos administradores municipais —, indicar o município de cada administrador, administrar qualquer conta e acessar, sem restrição territorial, as ocorrências, os departamentos e os relatórios de todos os municípios atendidos. Compete-lhe ainda, com exclusividade, a exclusão de ocorrências, precedida de caixa de diálogo de confirmação que exibe o protocolo e o título da ocorrência e adverte sobre a irreversibilidade da ação; a permissão é verificada no servidor, que recusa a operação a qualquer outro perfil e à requisição sem autenticação. A exclusão é lógica: a ocorrência não é apagada da base de dados, mas passa ao status “Finalizada”, com o registro da mudança no histórico de trâmite; as fotografias são removidas do serviço de armazenamento de mídias e da base de dados, ao passo que os apoios, o histórico e o vínculo com o grupo são preservados. O autor identificado é notificado por correio eletrônico de que a ocorrência foi excluída pela administração e deixou de ser exibida no aplicativo, e a exclusão é registrada na tela de logs com a identificação do autor, do protocolo, do título e do município. A ocorrência finalizada é visível apenas ao Super Administrador, na listagem, no mapa e nas estatísticas; para os demais perfis, inclusive o próprio autor, e para os visitantes, deixa de figurar nas listagens, no mapa, nas estatísticas, no grupo e no histórico, e as consultas pelo identificador, pelo protocolo ou pelo código de acompanhamento anônimo informam que a ocorrência não foi encontrada. O status “Finalizada” é definitivo: a ocorrência finalizada não pode ser reaberta nem ter o status alterado, inclusive pela atualização coletiva do grupo, que a desconsidera, e esse status não pode ser atribuído pela alteração de status comum, mas somente pela exclusão. O administrador municipal, por sua vez, atua exclusivamente no município que lhe foi atribuído: trata as suas ocorrências, cadastra os seus departamentos e administra as contas a ele vinculadas, incluída a criação de funcionários, vedada a criação ou a alteração de contas de administrador. A primeira conta de Super Administrador é a conta de origem do sistema, promovida na migração da base de dados.</w:t>
+        <w:t xml:space="preserve">Descrição: o sistema deverá dispor do perfil Super Administrador, sem vinculação a município e responsável pela administração do sistema como um todo. Compete-lhe criar contas de qualquer perfil — inclusive de outros Super Administradores e dos administradores municipais —, indicar o município de cada administrador, administrar qualquer conta e acessar, sem restrição territorial, as ocorrências, os departamentos e os relatórios de todos os municípios atendidos. Compete-lhe ainda, com exclusividade, a exclusão de ocorrências, precedida de caixa de diálogo de confirmação que exibe o protocolo e o título da ocorrência e adverte sobre a irreversibilidade da ação; a permissão é verificada no servidor, que recusa a operação a qualquer outro perfil e à requisição sem autenticação. A exclusão é lógica: a ocorrência não é apagada da base de dados, mas passa ao status “Finalizada”, com o registro da mudança no histórico de trâmite; as fotografias são removidas do serviço de armazenamento de mídias e da base de dados, ao passo que os apoios, o histórico e o vínculo com o grupo são preservados. O autor identificado é notificado por correio eletrônico de que a ocorrência foi excluída pela administração e deixou de ser exibida no aplicativo, e a exclusão é registrada na tela de logs com a identificação do autor, do protocolo, do título e do município. A ocorrência finalizada é visível apenas ao Super Administrador, na listagem e nas estatísticas, e não figura na tela inicial nem nos mapas, nem mesmo para ele; para os demais perfis, inclusive o próprio autor, e para os visitantes, deixa de figurar nas listagens, nas estatísticas, no grupo e no histórico, e as consultas pelo identificador, pelo protocolo ou pelo código de acompanhamento anônimo informam que a ocorrência não foi encontrada. O status “Finalizada” é definitivo: a ocorrência finalizada não pode ser reaberta nem ter o status alterado, inclusive pela atualização coletiva do grupo, que a desconsidera, e esse status não pode ser atribuído pela alteração de status comum, mas somente pela exclusão. O administrador municipal, por sua vez, atua exclusivamente no município que lhe foi atribuído: trata as suas ocorrências, cadastra os seus departamentos e administra as contas a ele vinculadas, incluída a criação de funcionários, vedada a criação ou a alteração de contas de administrador. A primeira conta de Super Administrador é a conta de origem do sistema, promovida na migração da base de dados.</w:t>
       </w:r>
     </w:p>
     <w:p>

--- a/FAI-SI-PFC-II-FalaCidade-2026-v1.16.docx
+++ b/FAI-SI-PFC-II-FalaCidade-2026-v1.16.docx
@@ -1356,6 +1356,111 @@
             </w:pPr>
             <w:r>
               <w:t xml:space="preserve">Descrição</w:t>
+            </w:r>
+            <w:r/>
+          </w:p>
+        </w:tc>
+      </w:tr>
+      <w:tr>
+        <w:trPr>
+          <w:trHeight w:val="1170"/>
+        </w:trPr>
+        <w:tc>
+          <w:tcPr>
+            <w:tcBorders/>
+            <w:tcMar>
+              <w:left w:w="108" w:type="dxa"/>
+              <w:top w:w="100" w:type="dxa"/>
+              <w:right w:w="108" w:type="dxa"/>
+              <w:bottom w:w="100" w:type="dxa"/>
+            </w:tcMar>
+            <w:tcW w:w="1408" w:type="dxa"/>
+            <w:vMerge w:val="restart"/>
+          </w:tcPr>
+          <w:p>
+            <w:pPr>
+              <w:pBdr/>
+              <w:spacing/>
+              <w:ind/>
+              <w:rPr/>
+            </w:pPr>
+            <w:r>
+              <w:t xml:space="preserve">30/09/2026</w:t>
+            </w:r>
+            <w:r/>
+          </w:p>
+        </w:tc>
+        <w:tc>
+          <w:tcPr>
+            <w:tcBorders/>
+            <w:tcMar>
+              <w:left w:w="108" w:type="dxa"/>
+              <w:top w:w="100" w:type="dxa"/>
+              <w:right w:w="108" w:type="dxa"/>
+              <w:bottom w:w="100" w:type="dxa"/>
+            </w:tcMar>
+            <w:tcW w:w="1144" w:type="dxa"/>
+            <w:vMerge w:val="restart"/>
+          </w:tcPr>
+          <w:p>
+            <w:pPr>
+              <w:pBdr/>
+              <w:spacing/>
+              <w:ind/>
+              <w:rPr/>
+            </w:pPr>
+            <w:r>
+              <w:t xml:space="preserve">1.16.1</w:t>
+            </w:r>
+            <w:r/>
+          </w:p>
+        </w:tc>
+        <w:tc>
+          <w:tcPr>
+            <w:tcBorders/>
+            <w:tcMar>
+              <w:left w:w="108" w:type="dxa"/>
+              <w:top w:w="100" w:type="dxa"/>
+              <w:right w:w="108" w:type="dxa"/>
+              <w:bottom w:w="100" w:type="dxa"/>
+            </w:tcMar>
+            <w:tcW w:w="2977" w:type="dxa"/>
+            <w:vMerge w:val="restart"/>
+          </w:tcPr>
+          <w:p>
+            <w:pPr>
+              <w:pBdr/>
+              <w:spacing/>
+              <w:ind/>
+              <w:rPr/>
+            </w:pPr>
+            <w:r>
+              <w:t xml:space="preserve">Rodrigo Pereira Romano</w:t>
+            </w:r>
+            <w:r/>
+          </w:p>
+        </w:tc>
+        <w:tc>
+          <w:tcPr>
+            <w:tcBorders/>
+            <w:tcMar>
+              <w:left w:w="108" w:type="dxa"/>
+              <w:top w:w="100" w:type="dxa"/>
+              <w:right w:w="108" w:type="dxa"/>
+              <w:bottom w:w="100" w:type="dxa"/>
+            </w:tcMar>
+            <w:tcW w:w="3683" w:type="dxa"/>
+            <w:vMerge w:val="restart"/>
+          </w:tcPr>
+          <w:p>
+            <w:pPr>
+              <w:pBdr/>
+              <w:spacing/>
+              <w:ind/>
+              <w:rPr/>
+            </w:pPr>
+            <w:r>
+              <w:t xml:space="preserve">Acesso do departamento pelo link do encaminhamento e solicitação de conclusão (RF26 e RN11), agrupamento a 70 m em linha reta, ocorrências agrupadas em um único marcador no mapa, exclusão em cadeia das agrupadas, escolha obrigatória do município pelo visitante, cópia e preenchimento automático de protocolos e códigos, máscaras e limites dos campos, novas colunas da occurrence_history e atualização dos resultados dos testes.</w:t>
             </w:r>
             <w:r/>
           </w:p>
@@ -15789,7 +15894,7 @@
         <w:t xml:space="preserve">A modelagem conceitual e lógica do banco de dados são realizadas por meio do software Ideas </w:t>
       </w:r>
       <w:r>
-        <w:t xml:space="preserve">Modeler, em sua versão acadêmica. Para as funcionalidades de geoprocessamento, mapeamento urbano e aplicação prática do raio de exclusão de 50 metros estabelecido na regra de negócio RN06, o sistema fará as chamadas às APIs de mapas públicos da plataforma </w:t>
+        <w:t xml:space="preserve">Modeler, em sua versão acadêmica. Para as funcionalidades de geoprocessamento, mapeamento urbano e aplicação prática do raio de agrupamento de 70 metros, medidos em linha reta, estabelecido na regra de negócio RN06, o sistema fará as chamadas às APIs de mapas públicos da plataforma </w:t>
       </w:r>
       <w:r>
         <w:rPr>
@@ -17352,6 +17457,18 @@
         <w:rPr/>
       </w:pPr>
       <w:r>
+        <w:t xml:space="preserve">Para acessar o sistema sem autenticação, como visitante, será obrigatória a escolha do município: ao optar pela entrada anônima, o fundo da tela é desfocado e é aberta a caixa de diálogo “Qual é o seu município?”, na qual o visitante informa a unidade federativa e o município, a partir da relação de localidades do Instituto Brasileiro de Geografia e Estatística, ou aciona a opção “Usar minha localização”, que tenta identificar o município pela localização do aparelho por até cinco segundos. Sem município escolhido, o visitante não acessa nenhuma tela do sistema: a guarda de rotas o devolve à tela de autenticação, com a caixa de diálogo aberta. O mapa e as listagens do visitante abrem no município escolhido, e a troca de município é feita pelo botão “Alterar”, exibido na barra superior ao lado do nome do município em uso, e não pelos filtros das telas, que para o visitante não apresentam o seletor de município (RF24). O município escolhido é descartado quando o visitante sai do sistema.</w:t>
+      </w:r>
+      <w:r/>
+    </w:p>
+    <w:p>
+      <w:pPr>
+        <w:pBdr/>
+        <w:spacing/>
+        <w:ind/>
+        <w:rPr/>
+      </w:pPr>
+      <w:r>
         <w:t xml:space="preserve">Prioridade: essencial.</w:t>
       </w:r>
       <w:r/>
@@ -17395,7 +17512,7 @@
         <w:t xml:space="preserve">á autenticado, na abertura da tela inicial, enquanto não houver município escolhido —, no computador e no aparelho móvel, com a finalidade de definir o município exibido nas telas de consulta: concedida a autorização, as telas abrem no município em que o u</w:t>
       </w:r>
       <w:r>
-        <w:t xml:space="preserve">suário se encontra; recusada, ou indisponível o recurso — aparelho sem receptor de sinal ou provedor de localização bloqueado por extensão do navegador —, são exibidas as ocorrências de todos os municípios, sem prejuízo de qualquer outra função do sistema.</w:t>
+        <w:t xml:space="preserve">suário se encontra; recusada, ou indisponível o recurso — aparelho sem receptor de sinal ou provedor de localização bloqueado por extensão do navegador —, são exibidas as ocorrências de todos os municípios, sem prejuízo de qualquer outra função do sistema. Para o visitante, contudo, a recusa ou a indisponibilidade da localização não dispensa a escolha do município, obrigatória nos termos do RF08.</w:t>
       </w:r>
       <w:r/>
     </w:p>
@@ -17488,6 +17605,18 @@
         <w:rPr/>
       </w:pPr>
       <w:r>
+        <w:t xml:space="preserve">O número de protocolo é acompanhado, em todas as telas em que é exibido — o detalhe da ocorrência, os cartões da listagem e da tela inicial, as estatísticas, o grupo de ocorrências agrupadas e a caixa de diálogo de exclusão —, de botão que o copia para a área de transferência; o mesmo recurso é oferecido para o código de acompanhamento da ocorrência anônima, cuja advertência “Este código não será exibido novamente.” é apresentada em destaque, em negrito e em tamanho maior. Os campos de código são preenchidos automaticamente a partir da área de transferência quando o conteúdo copiado tem o formato esperado: o código de verificação em duas etapas, de seis dígitos, na tela de autenticação e em “Meu Perfil”, qualquer que seja o método; o código de acompanhamento da ocorrência anônima, de oito caracteres; e o código de recuperação de senha, de oito caracteres. Os campos de código de seis dígitos são declarados como código de uso único (autocomplete="one-time-code"), de modo que o teclado do celular sugira o código recebido por mensagem SMS.</w:t>
+      </w:r>
+      <w:r/>
+    </w:p>
+    <w:p>
+      <w:pPr>
+        <w:pBdr/>
+        <w:spacing/>
+        <w:ind/>
+        <w:rPr/>
+      </w:pPr>
+      <w:r>
         <w:t xml:space="preserve">Prioridade: essencial.</w:t>
       </w:r>
       <w:r/>
@@ -17530,7 +17659,7 @@
         <w:t xml:space="preserve">O painel administrativo também de</w:t>
       </w:r>
       <w:r>
-        <w:t xml:space="preserve">verá apresentar o encadeamento de ocorrências similares: quando o algoritmo de detecção de duplicidade (RF16) identificar ocorrências com localização geográfica dentro do raio de 50 metros e mesma categoria, o sistema as agrupará automaticamente em um únic</w:t>
+        <w:t xml:space="preserve">verá apresentar o encadeamento de ocorrências similares: quando o algoritmo de detecção de duplicidade (RF16) identificar ocorrências com localização geográfica a até 70 metros, medidos em linha reta, e mesma categoria, o sistema as agrupará automaticamente em um únic</w:t>
       </w:r>
       <w:r>
         <w:t xml:space="preserve">o protocolo consolidado. O administrador visualizará o histórico unificado de todas as ocorrências encadeadas, podendo atualizar o status do grupo de forma coletiva ou individualmente, com registro automático de data, hora e responsável por cada alteração.</w:t>
@@ -18129,7 +18258,7 @@
         <w:t xml:space="preserve">o sistema deverá verificar automaticamente, no ato do registro de um chamado, a existênci</w:t>
       </w:r>
       <w:r>
-        <w:t xml:space="preserve">a de ocorrência ativa da mesma categoria em um raio de 50 metros. Detectada a similaridade, a nova ocorrência é registrada normalmente e agrupada de forma automática à ocorrência existente — ou ao grupo a que esta já pertença —, sem emissão de alerta prévi</w:t>
+        <w:t xml:space="preserve">a de ocorrência ativa da mesma categoria a até 70 metros, medidos em linha reta. Detectada a similaridade, a nova ocorrência é registrada normalmente e agrupada de forma automática à ocorrência existente — ou ao grupo a que esta já pertença —, sem emissão de alerta prévi</w:t>
       </w:r>
       <w:r>
         <w:t xml:space="preserve">o e sem exigir qualquer decisão do cidadão, de modo que a administração a visualize entre as ocorrências agrupadas e possa tratá-las coletivamente (RF12). Concluído o registro, o sistema apenas informa ao cidadão que a sua ocorrência foi agrupada, com a in</w:t>
@@ -18430,7 +18559,7 @@
         <w:t xml:space="preserve">ão da ocorrência. A visualização dispõe ainda de seletor de município, que recorta simultaneamente o mapa, os indicadores da situação das ocorrências e a relação das ocorrências recentes; a seleção de um município desloca o mapa até ele, e a opção “Todos o</w:t>
       </w:r>
       <w:r>
-        <w:t xml:space="preserve">s municípios” restabelece a visão global. O seletor relaciona os municípios que possuem ocorrências registradas, acrescidos do município do cadastro do usuário autenticado e daquele identificado pela localização, ainda que neles não haja ocorrência alguma.</w:t>
+        <w:t xml:space="preserve">s municípios” restabelece a visão global, oferecida quando houver mais de um município (RF24). O seletor relaciona os municípios que possuem ocorrências registradas, acrescidos do município do cadastro do usuário autenticado e daquele identificado pela localização, ainda que neles não haja ocorrência alguma. As ocorrências agrupadas (RF16) são representadas no mapa por um único marcador — o ponto de status com borda colorida e um selo com a quantidade de ocorrências do grupo, na cor do status mais frequente entre elas —; ao clique, os pontos das ocorrências abrem-se em leque ao redor do centro, com animação breve, e o ponto central torna-se translúcido, e um novo clique os recolhe. A legenda do mapa inclui o item “Agrupadas”, e a animação é suprimida quando o sistema operacional do usuário estiver configurado para movimento reduzido. Todas as ocorrências dotadas de coordenadas geográficas são exibidas no mapa; somente as desprovidas de coordenadas dependem da geocodificação do endereço, limitada a trinta ocorrências.</w:t>
       </w:r>
       <w:ins w:id="9" w:author="Rodrigo Romano" w:date="2026-06-19T00:00:00Z">
         <w:r/>
@@ -18516,7 +18645,7 @@
         <w:t xml:space="preserve">a tela de detalhamento da ocorrência. O encaminhamento expede mensagem de correio eletrônico ao endereço do departamento contendo o número de protocolo, a categoria, a prioridade, o endereço, a data de registro, o relato e as fotografias anexadas, suprimid</w:t>
       </w:r>
       <w:r>
-        <w:t xml:space="preserve">o qualquer dado pessoal do autor. Concluída a expedição, o sistema altera o estado da ocorrência para “Em Andamento” e registra no histórico o trâmite “Ocorrência encaminhada para departamento responsável”, com a identificação do departamento destinatário.</w:t>
+        <w:t xml:space="preserve">o qualquer dado pessoal do autor. Concluída a expedição, o sistema altera o estado da ocorrência para “Em Andamento” e registra no histórico o trâmite “Ocorrência encaminhada para departamento responsável”, com a identificação do departamento destinatário. A mensagem apresenta ainda o vínculo “Ver o local no mapa”, da plataforma OpenStreetMap, e o vínculo “Abrir a rota no Google Maps”; o botão “Ver / responder ocorrência”, que conduz, por vínculo de acesso próprio, à página do departamento descrita no RF26; e, sob a indicação “Qualquer dúvida entre em contato:”, os endereços de correio eletrônico de quem encaminhou a ocorrência e dos administradores do município, sem repetição.</w:t>
       </w:r>
       <w:r/>
     </w:p>
@@ -18558,7 +18687,7 @@
         <w:t xml:space="preserve">cias em qualquer município. O tratamento da ocorrência — alteração de estado, encaminhamento e conclusão — é restrito à equipe do município do endereço, na forma da RN07. Ao cidadão é facultada a consulta às ocorrências de qualquer município, por meio do s</w:t>
       </w:r>
       <w:r>
-        <w:t xml:space="preserve">eletor descrito no RF21. O sistema deverá ainda informar ao cidadão, no ato do registro, quando o município do endereço não possuir equipe cadastrada, hipótese em que a ocorrência é registrada e mantida sob o respectivo protocolo até a adesão do município.</w:t>
+        <w:t xml:space="preserve">eletor descrito no RF21. O sistema deverá ainda informar ao cidadão, no ato do registro, quando o município do endereço não possuir equipe cadastrada, hipótese em que a ocorrência é registrada e mantida sob o respectivo protocolo até a adesão do município. Quando houver um único município disponível, o filtro de município apresenta apenas esse município, já selecionado, sem a opção “Todos os municípios”, o que se aplica à tela inicial e às listagens de ocorrências, de departamentos, de usuários e de logs. Para o visitante, o filtro de município não é exibido na tela inicial nem na listagem de ocorrências: o território consultado é o município escolhido no acesso, alterado pelo botão da barra superior (RF08).</w:t>
       </w:r>
       <w:r/>
     </w:p>
@@ -18633,7 +18762,67 @@
         <w:rPr/>
       </w:pPr>
       <w:r>
+        <w:t xml:space="preserve">O botão de exclusão é oferecido na listagem de ocorrências e na tela de detalhe da ocorrência. Não integrando a ocorrência um grupo, a exclusão é precedida da confirmação simples descrita acima; havendo ocorrências agrupadas, o sistema apresenta a relação das ocorrências do grupo — com o protocolo, em vínculo que abre a ocorrência em nova aba, o título, o status e a última mensagem do histórico —, cada qual com caixa de seleção, que também é marcada ou desmarcada pelo clique na linha, e com a opção “Selecionar todas / Desmarcar todas”; a ocorrência a partir da qual a exclusão foi acionada vem previamente marcada. Acionada a opção “Excluir N ocorrências”, um segundo diálogo solicita a confirmação, com a relação dos protocolos selecionados. Em todos os diálogos de exclusão, de ocorrência e de conta, a advertência “Esta ação não pode ser desfeita.” é apresentada em destaque, em negrito e em linha própria. A exclusão remove também, do serviço de armazenamento de mídias e do histórico, a fotografia anexada à solicitação de conclusão do departamento (RF26), quando houver.</w:t>
+      </w:r>
+      <w:r/>
+    </w:p>
+    <w:p>
+      <w:pPr>
+        <w:pBdr/>
+        <w:spacing/>
+        <w:ind/>
+        <w:rPr/>
+      </w:pPr>
+      <w:r>
         <w:t xml:space="preserve">Prioridade: essencial.</w:t>
+      </w:r>
+      <w:r/>
+    </w:p>
+    <w:p>
+      <w:pPr>
+        <w:pBdr/>
+        <w:spacing/>
+        <w:ind/>
+        <w:rPr/>
+      </w:pPr>
+      <w:r>
+        <w:t xml:space="preserve">RF26 – Acesso do departamento e solicitação de conclusão</w:t>
+      </w:r>
+      <w:r/>
+    </w:p>
+    <w:p>
+      <w:pPr>
+        <w:pBdr/>
+        <w:spacing/>
+        <w:ind/>
+        <w:rPr/>
+      </w:pPr>
+      <w:r>
+        <w:t xml:space="preserve">Descrição: o sistema deverá oferecer ao departamento destinatário de um encaminhamento (RF23) o acesso à ocorrência encaminhada sem autenticação, por meio do botão “Ver / responder ocorrência” da mensagem de correio eletrônico, que conduz a uma página pública própria. A página apresenta a ocorrência encaminhada e permite a navegação pelas ocorrências agrupadas a ela, com o título, a categoria, o status, o endereço, a rota no Google Maps, o relato, as fotografias e o histórico, sem qualquer dado pessoal: não são exibidos o autor, nem quem realizou cada trâmite, nem as mensagens redigidas pela equipe ao cidadão, mas apenas a nota de cada encaminhamento. Pela ação “Solicitar conclusão”, o funcionário do departamento informa a execução do serviço, anexando obrigatoriamente uma fotografia — submetida à mesma moderação e ao mesmo desfoque de rostos e placas aplicados às fotografias das ocorrências (RF20) — e, facultativamente, uma mensagem. A solicitação é registrada no histórico da ocorrência sem alterar o seu status e é visível apenas à equipe — Funcionário, Administrador e Super Administrador —; uma vez enviada, a página do departamento passa a exibir, no lugar do botão, a indicação “Conclusão solicitada em dd/mm/aaaa hh:mm — aguardando a prefeitura confirmar.”, e quem encaminhou a ocorrência recebe mensagem de correio eletrônico “Conclusão solicitada”, com o vínculo para a ocorrência.</w:t>
+      </w:r>
+      <w:r/>
+    </w:p>
+    <w:p>
+      <w:pPr>
+        <w:pBdr/>
+        <w:spacing/>
+        <w:ind/>
+        <w:rPr/>
+      </w:pPr>
+      <w:r>
+        <w:t xml:space="preserve">No histórico exibido à equipe, o trâmite “Conclusão solicitada — por &lt;departamento&gt;” oferece a ação “Ver anexo”, que abre a fotografia, e, somente na solicitação ainda vigente, a ação “Marcar como concluída”, que conclui a ocorrência com a observação “Conclusão confirmada (solicitada por &lt;departamento&gt;)”, observada a opção de aplicar a alteração ao grupo. Não sendo a fotografia suficiente, a equipe reencaminha a ocorrência ao mesmo departamento, o que expede novo vínculo e libera nova solicitação; a reabertura ou a conclusão da ocorrência também encerram a solicitação pendente. O escopo e a validade do acesso obedecem à RN11.</w:t>
+      </w:r>
+      <w:r/>
+    </w:p>
+    <w:p>
+      <w:pPr>
+        <w:pBdr/>
+        <w:spacing/>
+        <w:ind/>
+        <w:rPr/>
+      </w:pPr>
+      <w:r>
+        <w:t xml:space="preserve">Prioridade: importante.</w:t>
       </w:r>
       <w:r/>
     </w:p>
@@ -19836,7 +20025,7 @@
         <w:t xml:space="preserve">ce de programação de aplicações, nas quais é suprimido juntamente com a senha; a sua proteção em repouso apoia-se hoje no controle de acesso ao banco de dados, registrando-se a cifragem do campo como melhoria prevista; (e) password_reset_token.token — valo</w:t>
       </w:r>
       <w:r>
-        <w:t xml:space="preserve">r aleatório de uso único, com prazo de validade e marcação de consumo; e (f) o segredo de assinatura dos tokens JSON Web Token e as credenciais dos serviços de terceiros, mantidos fora do controle de versão e providos por variáveis de ambiente. Os atributo</w:t>
+        <w:t xml:space="preserve">r aleatório de uso único, com prazo de validade e marcação de consumo; (f) o segredo de assinatura dos tokens JSON Web Token e as credenciais dos serviços de terceiros, mantidos fora do controle de versão e providos por variáveis de ambiente; e (g) o token de acesso do departamento (RF26 e RN11), JSON Web Token assinado com o algoritmo HMAC-SHA256 por chave própria, derivada do segredo de assinatura por resumo SHA-256, mas distinta da chave dos tokens de login, de modo que um nunca seja aceito no lugar do outro; esse token tem validade máxima de trinta dias, não é gravado no banco de dados e trafega em cabeçalho próprio da requisição (X-Department-Access), e não no cabeçalho de autorização. Os atributo</w:t>
       </w:r>
       <w:r>
         <w:t xml:space="preserve">s de identificação pessoal não sensíveis — nome, endereço de correio eletrônico e endereço residencial — são armazenados em texto claro, por serem indispensáveis à operação do sistema, e protegidos pelo controle de acesso por perfil e pelo tráfego cifrado.</w:t>
@@ -20088,7 +20277,31 @@
         <w:rPr/>
       </w:pPr>
       <w:r>
-        <w:t xml:space="preserve">Relacionado aos requisitos: RF01, RF04 e RNF16.</w:t>
+        <w:t xml:space="preserve">Os campos de entrada são validados com máscara no próprio formulário: o CEP aceita apenas algarismos, no máximo oito, com o hífen inserido automaticamente (37540-000), e somente é aceito completo; o telefone e o celular aceitam apenas algarismos, com os parênteses do código de área e o hífen inseridos automaticamente — (35) 99999-8888 —, desconsiderado o prefixo +55 eventualmente colado, e o celular somente é aceito completo, com código de área sem zero inicial e número iniciado pelo algarismo 9, condição para a habilitação do envio do código por SMS; a unidade federativa aceita apenas duas letras, convertidas em maiúsculas; e o nome de pessoa, no cadastro, em “Meu Perfil” e na criação de usuário, aceita apenas letras, acentuadas ou não, espaço, apóstrofo, hífen e ponto, recusados os algarismos.</w:t>
+      </w:r>
+      <w:r/>
+    </w:p>
+    <w:p>
+      <w:pPr>
+        <w:pBdr/>
+        <w:spacing/>
+        <w:ind/>
+        <w:rPr/>
+      </w:pPr>
+      <w:r>
+        <w:t xml:space="preserve">Os limites de tamanho dos campos coincidem com os das colunas do banco de dados: 150 caracteres para o nome e o e-mail; 200 para o logradouro; 100 para o bairro e o município; 10 para o número; 300 para a referência; 120 para o título da ocorrência; 2.000 para a descrição da ocorrência e para a mensagem de contato; 255 para o assunto; 300 para a justificativa de indeferimento; e 8 para o código de acompanhamento anônimo.</w:t>
+      </w:r>
+      <w:r/>
+    </w:p>
+    <w:p>
+      <w:pPr>
+        <w:pBdr/>
+        <w:spacing/>
+        <w:ind/>
+        <w:rPr/>
+      </w:pPr>
+      <w:r>
+        <w:t xml:space="preserve">Relacionado aos requisitos: RF01, RF04, RF07, RF08, RF12, RF17, RF19 e RNF16.</w:t>
       </w:r>
       <w:r/>
     </w:p>
@@ -20268,10 +20481,10 @@
         <w:t xml:space="preserve">No registro de uma nova ocorrência, o sistema verificará se já existe ocorrência ativa — </w:t>
       </w:r>
       <w:r>
-        <w:t xml:space="preserve">isto é, em estado diverso de “Concluída”, “Indeferida” e “Finalizada” — da mesma categoria em um raio de 50 metros. Caso positivo, a nova ocorrência é registrada normalmente e vinculada de forma automática ao grupo da ocorrência existente, sem alerta prévi</w:t>
-      </w:r>
-      <w:r>
-        <w:t xml:space="preserve">o nem solicitação de escolha ao usuário; se a ocorrência existente já integrar um grupo, a nova passa a integrar esse mesmo grupo. Inexistindo ocorrência próxima, a nova ocorrência permanece isolada. As ocorrências finalizadas, por não serem ativas, não in</w:t>
+        <w:t xml:space="preserve">isto é, em estado diverso de “Concluída”, “Indeferida” e “Finalizada” — da mesma categoria a até 70 metros, medidos em linha reta. Caso positivo, a nova ocorrência é registrada normalmente e vinculada de forma automática ao grupo da ocorrência existente, sem alerta prévi</w:t>
+      </w:r>
+      <w:r>
+        <w:t xml:space="preserve">o nem solicitação de escolha ao usuário; se a ocorrência existente já integrar um grupo, a nova passa a integrar esse mesmo grupo. Inexistindo ocorrência próxima, a nova ocorrência permanece isolada. A verificação delimita, na consulta ao banco de dados, um quadrado de 70 metros para cada lado do ponto informado, o que permite o aproveitamento do índice sobre a latitude e a longitude, e retém somente as ocorrências situadas dentro do círculo de 70 metros de raio, calculada a distância pela fórmula de haversine; havendo mais de uma, prevalece a mais próxima. As ocorrências finalizadas, por não serem ativas, não in</w:t>
       </w:r>
       <w:r>
         <w:t xml:space="preserve">tegram agrupamentos: nenhuma nova ocorrência é agrupada a uma ocorrência finalizada. Após o registro, o usuário é apenas informado do agrupamento e do protocolo da ocorrência à qual a sua foi vinculada. O apoio a uma ocorrência é independente desta regra. </w:t>
@@ -20485,7 +20698,7 @@
         <w:t xml:space="preserve">A mensagem expedida ao departamento não conterá o nome, o endereço de correio eletrônico, o telefone ou qualquer outro dado que identifique o autor da ocorrência, ainda que a ocorrência seja identificada. A alteração do estado para “Em Andamento” e o regis</w:t>
       </w:r>
       <w:r>
-        <w:t xml:space="preserve">tro do trâmite no histórico somente ocorrem após a confirmação da expedição da mensagem: a falha no envio preserva a ocorrência inalterada e não gera registro no histórico, o que impede que o cidadão seja informado de um encaminhamento que não se efetivou.</w:t>
+        <w:t xml:space="preserve">tro do trâmite no histórico somente ocorrem após a confirmação da expedição da mensagem: a falha no envio preserva a ocorrência inalterada e não gera registro no histórico, o que impede que o cidadão seja informado de um encaminhamento que não se efetivou. O botão “Ver / responder ocorrência” incluído na mensagem conduz à página de acesso do departamento (RF26), que observa a mesma supressão de dados pessoais, na forma da RN11.</w:t>
       </w:r>
       <w:r>
         <w:rPr>
@@ -20508,7 +20721,7 @@
         </w:rPr>
       </w:pPr>
       <w:r>
-        <w:t xml:space="preserve">Relacionado aos requisitos: RF23, RN03 e RN05.</w:t>
+        <w:t xml:space="preserve">Relacionado aos requisitos: RF23, RF26, RN03, RN05 e RN11.</w:t>
       </w:r>
       <w:r>
         <w:rPr>
@@ -20581,6 +20794,104 @@
       </w:pPr>
       <w:r>
         <w:t xml:space="preserve">Relacionado aos requisitos: RF14, RF15, RF19 e RF25.</w:t>
+      </w:r>
+      <w:r>
+        <w:rPr>
+          <w:color w:val="000000"/>
+        </w:rPr>
+      </w:r>
+      <w:r>
+        <w:rPr>
+          <w:color w:val="000000"/>
+        </w:rPr>
+      </w:r>
+    </w:p>
+    <w:p>
+      <w:pPr>
+        <w:pBdr/>
+        <w:spacing/>
+        <w:ind/>
+        <w:rPr>
+          <w:color w:val="000000"/>
+        </w:rPr>
+      </w:pPr>
+      <w:r>
+        <w:t xml:space="preserve">RN11 – Escopo e validade do acesso do departamento</w:t>
+      </w:r>
+      <w:r>
+        <w:rPr>
+          <w:color w:val="000000"/>
+        </w:rPr>
+      </w:r>
+      <w:r>
+        <w:rPr>
+          <w:color w:val="000000"/>
+        </w:rPr>
+      </w:r>
+    </w:p>
+    <w:p>
+      <w:pPr>
+        <w:pBdr/>
+        <w:spacing/>
+        <w:ind/>
+        <w:rPr>
+          <w:color w:val="000000"/>
+        </w:rPr>
+      </w:pPr>
+      <w:r>
+        <w:t xml:space="preserve">O vínculo de acesso do departamento (RF26) contém um JSON Web Token assinado com chave própria, que carrega as permissões concedidas: o grupo da ocorrência, a ocorrência encaminhada, o departamento destinatário, quem encaminhou e o endereço do aplicativo. O acesso restringe-se à ocorrência encaminhada e às ocorrências do seu grupo — a consulta a ocorrência alheia ao grupo informa que a ocorrência não foi encontrada — e não expõe dado pessoal algum, na forma da RN05 e da RN09. O vínculo vale enquanto houver ocorrência aberta no grupo, isto é, nos status “Pendente” ou “Em Andamento”, e por no máximo trinta dias; o vínculo inválido ou expirado é recusado com o aviso “Link inválido ou expirado”, e, encerrado todo o grupo, o acesso é recusado com o aviso “Esta ocorrência foi encerrada; o acesso do departamento terminou.”. Cada novo encaminhamento gera um vínculo novo.</w:t>
+      </w:r>
+      <w:r>
+        <w:t xml:space="preserve"/>
+      </w:r>
+      <w:r>
+        <w:rPr>
+          <w:color w:val="000000"/>
+        </w:rPr>
+      </w:r>
+      <w:r>
+        <w:rPr>
+          <w:color w:val="000000"/>
+        </w:rPr>
+      </w:r>
+    </w:p>
+    <w:p>
+      <w:pPr>
+        <w:pBdr/>
+        <w:spacing/>
+        <w:ind/>
+        <w:rPr>
+          <w:color w:val="000000"/>
+        </w:rPr>
+      </w:pPr>
+      <w:r>
+        <w:t xml:space="preserve">A solicitação de conclusão é visível apenas à equipe, somente é aceita para ocorrência aberta e admite-se uma única solicitação pendente por vez, recusada a seguinte, inclusive quando duas são enviadas ao mesmo tempo; a solicitação pendente deixa de valer quando a ocorrência é reencaminhada ao mesmo departamento — o que libera nova solicitação —, reaberta ou concluída. São igualmente recusados o arquivo que não seja imagem e a fotografia reprovada na moderação, esta com a indicação do motivo, e em nenhum desses casos há gravação. O aviso a quem encaminhou emprega o endereço do aplicativo gravado no token, e não o da requisição, de modo que o vínculo da mensagem não possa ser desviado para endereço alheio.</w:t>
+      </w:r>
+      <w:r>
+        <w:t xml:space="preserve"/>
+      </w:r>
+      <w:r>
+        <w:rPr>
+          <w:color w:val="000000"/>
+        </w:rPr>
+      </w:r>
+      <w:r>
+        <w:rPr>
+          <w:color w:val="000000"/>
+        </w:rPr>
+      </w:r>
+    </w:p>
+    <w:p>
+      <w:pPr>
+        <w:pBdr/>
+        <w:spacing/>
+        <w:ind/>
+        <w:rPr>
+          <w:color w:val="000000"/>
+        </w:rPr>
+      </w:pPr>
+      <w:r>
+        <w:t xml:space="preserve">Relacionado aos requisitos: RF20, RF23, RF26 e RNF17.</w:t>
       </w:r>
       <w:r>
         <w:rPr>
@@ -20957,20 +21268,20 @@
         <w:rPr>
           <w:color w:val="000000"/>
         </w:rPr>
-        <w:t xml:space="preserve">, é responsável pelos dados do histórico de trâmites e alterações de </w:t>
+        <w:t xml:space="preserve">, é responsável pelos dados do histórico de trâmites e alterações de status, bem como pelas solicitações de conclusão enviadas pelos departamentos (RF26).</w:t>
       </w:r>
       <w:r>
         <w:rPr>
           <w:i/>
           <w:color w:val="000000"/>
         </w:rPr>
-        <w:t xml:space="preserve">status</w:t>
+        <w:t xml:space="preserve"/>
       </w:r>
       <w:r>
         <w:rPr>
           <w:color w:val="000000"/>
         </w:rPr>
-        <w:t xml:space="preserve">.</w:t>
+        <w:t xml:space="preserve"/>
       </w:r>
       <w:r/>
     </w:p>
@@ -21525,7 +21836,7 @@
         <w:t xml:space="preserve">ndo a camada de persistência da camada de apresentação; e os serviços internos ao pacote Implementation, dedicados à autenticação (JWT), ao envio de e-mails, ao envio de mensagens SMS por meio do celular gateway (porta SmsService e adaptador SmsGatewayServ</w:t>
       </w:r>
       <w:r>
-        <w:t xml:space="preserve">iceImpl), à validação de MFA, ao processamento de mídias (integração com a API Cloudinary), à geração e ao rastreamento de protocolos e às regras de ocorrências, incluindo o cálculo do raio de proximidade para o algoritmo de detecção de duplicidade (RF16).</w:t>
+        <w:t xml:space="preserve">iceImpl), à validação de MFA, ao processamento de mídias (integração com a API Cloudinary), à geração e ao rastreamento de protocolos e às regras de ocorrências, incluindo o cálculo do raio de proximidade para o algoritmo de detecção de duplicidade (RF16). Integra ainda o pacote Implementation a classe DepartmentAccessTokenService, do pacote implementation.service.department, que emite e verifica os tokens de acesso do departamento (RF26) e é consumida pelo controlador DepartmentAccessRestController, responsável pelos recursos da página pública do departamento. No front-end, essa página corresponde à rota pública departamento/:token, atendida pelo componente DepartmentAccessComponent e pelo serviço DepartmentAccessService.</w:t>
       </w:r>
       <w:r/>
     </w:p>
@@ -22036,7 +22347,7 @@
         <w:t xml:space="preserve">rço comunitário de ocorrências). A partir da versão 1.15, a tabela de usuários e a tabela de ocorrências registram também a unidade federativa, e a tabela department passou a identificar o município e a unidade federativa do setor, com restrição de unicida</w:t>
       </w:r>
       <w:r>
-        <w:t xml:space="preserve">de sobre o par formado pelo nome e pelo município e restrição de unicidade sobre o endereço de correio eletrônico. A tabela occurrence_history recebeu a referência ao departamento destinatário, o que preserva no histórico o registro de cada encaminhamento.</w:t>
+        <w:t xml:space="preserve">de sobre o par formado pelo nome e pelo município e restrição de unicidade sobre o endereço de correio eletrônico. A tabela occurrence_history recebeu a referência ao departamento destinatário, o que preserva no histórico o registro de cada encaminhamento. A tabela occurrence_history recebeu ainda três colunas: kind (VARCHAR(30), obrigatória, com valor padrão STATUS), que distingue o trâmite de status (STATUS) da solicitação de conclusão do departamento (COMPLETION_REQUEST); attachment_url (VARCHAR(500)), com o endereço da fotografia anexada à solicitação; e attachment_public_id (VARCHAR(255)), com o identificador da fotografia no serviço Cloudinary, empregado na sua remoção quando da exclusão da ocorrência. Na solicitação de conclusão, a coluna changed_by permanece nula, os status anterior e novo repetem o status corrente da ocorrência e a coluna department_id identifica o departamento solicitante.</w:t>
       </w:r>
       <w:r/>
     </w:p>
@@ -23033,7 +23344,7 @@
         <w:t xml:space="preserve">as confirmações e os avisos de erro são apresentados por meio de notificações temporárias posicionadas no canto da tela, e as operações de consequência irreversível — como a exclusão de conta, a exclusão de ocorrência pelo Super Administrador e o indeferim</w:t>
       </w:r>
       <w:r>
-        <w:t xml:space="preserve">ento de uma ocorrência — são precedidas de caixas de diálogo modais de confirmação. A composição das telas é responsiva e organiza-se em uma única coluna nos dispositivos móveis e em múltiplas colunas nas resoluções de computador pessoal, conforme o RNF06.</w:t>
+        <w:t xml:space="preserve">ento de uma ocorrência — são precedidas de caixas de diálogo modais de confirmação; nos diálogos de exclusão, de conta e de ocorrência, a advertência “Esta ação não pode ser desfeita.” é apresentada em destaque, em negrito e em linha própria. As notificações temporárias têm largura de até 540 pixels e permanecem na tela por oito segundos, ou por três segundos depois que o ponteiro do mouse deixa a notificação. A composição das telas é responsiva e organiza-se em uma única coluna nos dispositivos móveis e em múltiplas colunas nas resoluções de computador pessoal, conforme o RNF06.</w:t>
       </w:r>
       <w:r/>
     </w:p>
@@ -23103,7 +23414,7 @@
         <w:t xml:space="preserve">da — acompanhado de cor semântica correspondente e do histórico completo de trâmites com data, responsável e observação. Concluído o registro de uma ocorrência agrupada automaticamente a outra já existente (RF16), a interface informa o agrupamento e o prot</w:t>
       </w:r>
       <w:r>
-        <w:t xml:space="preserve">ocolo da ocorrência existente, sem exigir qualquer ação do cidadão. Durante o envio de fotografias, a interface exibe o progresso do processamento por meio de consulta periódica ao estado do envio, informando o usuário quando a mídia é aceita ou rejeitada.</w:t>
+        <w:t xml:space="preserve">ocolo da ocorrência existente, sem exigir qualquer ação do cidadão. Durante o envio de fotografias, a interface exibe o progresso do processamento por meio de consulta periódica ao estado do envio, informando o usuário quando a mídia é aceita ou rejeitada. Os estados de espera, como “Salvando...” e “Carregando...”, são apresentados com reticências animadas, o que indica ao usuário que a operação está em curso.</w:t>
       </w:r>
       <w:r/>
     </w:p>
@@ -23160,13 +23471,13 @@
         <w:rPr/>
       </w:pPr>
       <w:r>
-        <w:t xml:space="preserve">e) Prevenção de erros: esta é a heurística de maior expressão no projeto. A prevenção de relatos repetidos é realizada pelo próprio sistema: no ato do registro, a ocorrência ativa da mesma categoria situada em um raio de cinquenta metros é</w:t>
-      </w:r>
-      <w:r>
-        <w:t xml:space="preserve"> identificada automaticamente e a nova ocorrência é agrupada a ela (RF16 e RN06), sem interromper o cidadão com alertas ou decisões, o que evita a duplicação de demandas no painel administrativo. A validação dos campos obrigatórios ocorre no próprio formul</w:t>
-      </w:r>
-      <w:r>
-        <w:t xml:space="preserve">ário, antes do envio; a política de complexidade de senha é verificada durante a digitação; e a análise automática de nitidez das fotografias rejeita imagens desfocadas nas categorias de maior criticidade, evitando o registro de evidências inaproveitáveis.</w:t>
+        <w:t xml:space="preserve">e) Prevenção de erros: esta é a heurística de maior expressão no projeto. A prevenção de relatos repetidos é realizada pelo próprio sistema: no ato do registro, a ocorrência ativa da mesma categoria situada a até setenta metros em linha reta é identificada automaticamente e a nova ocorrência é agrupada a ela (RF16 e RN06), sem interromper o cidadão com alertas ou decisões, o que evita a duplicação de demandas no painel administrativo. A validação dos campos obrigatórios ocorre no próprio formul</w:t>
+      </w:r>
+      <w:r>
+        <w:t xml:space="preserve"/>
+      </w:r>
+      <w:r>
+        <w:t xml:space="preserve">ário, antes do envio; as máscaras de digitação do CEP, do telefone e da unidade federativa e os limites de tamanho dos campos, coincidentes com os do banco de dados (RN01), impedem a entrada de valores em formato inválido; a política de complexidade de senha é verificada durante a digitação; e a análise automática de nitidez das fotografias rejeita imagens desfocadas nas categorias de maior criticidade, evitando o registro de evidências inaproveitáveis.</w:t>
       </w:r>
       <w:r/>
     </w:p>
@@ -23181,7 +23492,7 @@
         <w:t xml:space="preserve">f) Reconhecimento em lugar de memorização: o preenchimento do endereço é realizado automaticamente a partir das coordenadas obtidas do dispositivo ou selecionadas no mapa, dispensando o usuário de recordar a denominação exata do logradouro ou do bairro.</w:t>
       </w:r>
       <w:r>
-        <w:t xml:space="preserve"> As categorias são apresentadas em lista de seleção com rótulo e cor, e a listagem de ocorrências exibe simultaneamente protocolo, categoria, endereço e estado, de modo que o usuário não precise memorizar o código do protocolo para localizar a sua demanda.</w:t>
+        <w:t xml:space="preserve"> As categorias são apresentadas em lista de seleção com rótulo e cor, e a listagem de ocorrências exibe simultaneamente protocolo, categoria, endereço e estado, de modo que o usuário não precise memorizar o código do protocolo para localizar a sua demanda. O número de protocolo e o código de acompanhamento anônimo podem ser copiados por botão próprio, e os campos de código — de verificação em duas etapas, de acompanhamento anônimo e de recuperação de senha — são preenchidos automaticamente a partir da área de transferência quando o conteúdo copiado tem o formato esperado (RF11), o que dispensa a memorização e a redigitação desses códigos.</w:t>
       </w:r>
       <w:r/>
     </w:p>
@@ -23196,7 +23507,7 @@
         <w:t xml:space="preserve">g) Flexibilidade e eficiência de uso: o painel de ocorrências disponibiliza filtros combináveis por período, bairro, categoria e estado, e a ação coletiva sobre grupos de ocorrências duplic</w:t>
       </w:r>
       <w:r>
-        <w:t xml:space="preserve">adas, formados automaticamente no registro, permite ao servidor público atualizar de uma só vez o estado de todos os relatos referentes a um mesmo problema. Para o usuário experiente, o acesso direto por número de protocolo abrevia o percurso de navegação.</w:t>
+        <w:t xml:space="preserve">adas, formados automaticamente no registro, permite ao servidor público atualizar de uma só vez o estado de todos os relatos referentes a um mesmo problema. Para o usuário experiente, o acesso direto por número de protocolo abrevia o percurso de navegação. Os cartões da listagem e da tela inicial admitem a seleção e a cópia do texto, e o clique com a tecla Ctrl (Cmd, no macOS) abre a ocorrência em nova aba.</w:t>
       </w:r>
       <w:r/>
     </w:p>
@@ -25180,7 +25491,7 @@
         <w:t xml:space="preserve">utorização, pela persistência dos dados e pela integração com os serviços externos. É construída como um arquivo Java executável autocontido, com servidor de aplicação embutido, e é disponibilizada em plataforma de servidor com máquina virtual Java, escuta</w:t>
       </w:r>
       <w:r>
-        <w:t xml:space="preserve">ndo na porta 8080. Expõe 38 recursos distribuídos em cinco controladores — autenticação, autenticação multifator, ocorrências, usuários e contato — documentados automaticamente pela especificação OpenAPI e acessíveis por interface interativa de exploração.</w:t>
+        <w:t xml:space="preserve">ndo na porta 8080. Expõe 59 recursos distribuídos em sete controladores — autenticação, autenticação multifator, ocorrências, usuários, contato, departamentos e acesso do departamento — documentados automaticamente pela especificação OpenAPI e acessíveis por interface interativa de exploração.</w:t>
       </w:r>
       <w:r/>
     </w:p>
@@ -25198,7 +25509,7 @@
         <w:t xml:space="preserve">mo um conjunto de artefatos estáticos — documento de marcação, folhas de estilo e módulos de código — e é disponibilizada na plataforma Web, executando no navegador de computadores pessoais e de dispositivos móveis. Registra um processo de serviço em segun</w:t>
       </w:r>
       <w:r>
-        <w:t xml:space="preserve">do plano que habilita a instalação do aplicativo na tela inicial do dispositivo e o armazenamento local dos seus artefatos, conforme descrito na Seção 6.5. Todas as suas rotas são carregadas sob demanda, o que reduz o volume transferido no primeiro acesso.</w:t>
+        <w:t xml:space="preserve">do plano que habilita a instalação do aplicativo na tela inicial do dispositivo e o armazenamento local dos seus artefatos, conforme descrito na Seção 6.5; as abas abertas verificam a existência de versão nova a cada dois minutos e sempre que voltam a ficar visíveis, e a versão nova é aplicada na troca de tela seguinte, ou de imediato, se o aplicativo acabou de ser aberto. Todas as suas rotas são carregadas sob demanda, o que reduz o volume transferido no primeiro acesso.</w:t>
       </w:r>
       <w:r/>
     </w:p>
@@ -25450,13 +25761,13 @@
         <w:rPr/>
       </w:pPr>
       <w:r>
-        <w:t xml:space="preserve">c) Objeto de Transferência de Dados (estrutural): dezoito classes do pacote domain.dto encap</w:t>
+        <w:t xml:space="preserve">c) Objeto de Transferência de Dados (estrutural): vinte e uma classes do pacote domain.dto encap</w:t>
       </w:r>
       <w:r>
         <w:t xml:space="preserve">sulam os dados trafegados nas requisições e nas respostas da interface de programação de aplicações, desacoplando o contrato público do sistema da estrutura interna das entidades. A conversão entre as duas representações é responsabilidade do próprio objet</w:t>
       </w:r>
       <w:r>
-        <w:t xml:space="preserve">o de transferência, como nos métodos CreateOccurrenceDto.toOccurrence e RegisterUserDto.toUserModel. Esse padrão é o mecanismo que viabiliza o cumprimento da RN05, pois a resposta enviada ao cliente contém apenas os campos permitidos ao perfil solicitante.</w:t>
+        <w:t xml:space="preserve">o de transferência, como nos métodos CreateOccurrenceDto.toOccurrence e RegisterUserDto.toUserModel. Esse padrão é o mecanismo que viabiliza o cumprimento da RN05, pois a resposta enviada ao cliente contém apenas os campos permitidos ao perfil solicitante. Na página de acesso do departamento, a classe DepartmentOccurrenceViewDto reúne a ocorrência e o grupo sem os dados do autor, o histórico sem a identificação de quem realizou cada trâmite e a indicação da solicitação de conclusão pendente (RN11).</w:t>
       </w:r>
       <w:r/>
     </w:p>
@@ -25606,10 +25917,10 @@
         <w:t xml:space="preserve">m) Int</w:t>
       </w:r>
       <w:r>
-        <w:t xml:space="preserve">erceptador e Guarda (comportamental, camada de apresentação): o interceptador de requisições HTTP do componente Web anexa automaticamente o token de autenticação a todas as chamadas destinadas à interface de programação de aplicações, dispensando a repetiç</w:t>
-      </w:r>
-      <w:r>
-        <w:t xml:space="preserve">ão dessa lógica em cada serviço; o guarda de rotas verifica a existência de sessão válida antes de permitir a ativação das rotas protegidas, transferindo para a definição de rotas uma responsabilidade que, de outro modo, estaria dispersa pelos componentes.</w:t>
+        <w:t xml:space="preserve">erceptador e Guarda (comportamental, camada de apresentação): o interceptador de requisições HTTP do componente Web anexa automaticamente o token de autenticação a todas as chamadas destinadas à interface de programação de aplicações — exceto às da página de acesso do departamento, que levam o próprio token no cabeçalho X-Department-Access —, dispensando a repetiç</w:t>
+      </w:r>
+      <w:r>
+        <w:t xml:space="preserve">ão dessa lógica em cada serviço; o guarda de rotas verifica a existência de sessão válida e, no caso do visitante, a escolha do município (RF08) antes de permitir a ativação das rotas protegidas, transferindo para a definição de rotas uma responsabilidade que, de outro modo, estaria dispersa pelos componentes.</w:t>
       </w:r>
       <w:r/>
     </w:p>
@@ -25770,10 +26081,10 @@
         <w:t xml:space="preserve">le da autenticação multifator. A tabela occurrence armazena as ocorrências, incluindo o número de protocolo, as coordenadas geográficas, a categoria, o estado — pendente, em andamento, concluída, indeferida ou finalizada, este último atribuído pela exclusã</w:t>
       </w:r>
       <w:r>
-        <w:t xml:space="preserve">o lógica —, a prioridade, o indicador de anonimato, o resumo criptográfico do código de rastreamento anônimo e a referência recursiva ao grupo de ocorrências duplicadas. As tabelas occurrence_history e occurrence_support registram, respectivamente, o histó</w:t>
-      </w:r>
-      <w:r>
-        <w:t xml:space="preserve">rico de alterações de estado e os reforços de ocorrência realizados pelos cidadãos, esta última com restrição de unicidade sobre o par formado pela ocorrência e pelo cidadão, o que impede o reforço duplicado. A tabela occurrence_media vincula as mídias ane</w:t>
+        <w:t xml:space="preserve">o lógica —, a prioridade, o indicador de anonimato, o resumo criptográfico do código de rastreamento anônimo e a referência recursiva ao grupo de ocorrências duplicadas. As tabelas occurrence_history e occurrence_support registram, respectivamente, o histórico de alterações de estado — que abriga também as solicitações de conclusão dos departamentos, distinguidas pela coluna kind e acompanhadas da fotografia anexada — e os reforços de ocorrência realizados pelos cidadãos, esta última com restrição de unicidade sobre o par formado pela ocorrência e pelo cidadão, o que impede o reforço duplicado. A tabela occurrence_media vincula as mídias ane</w:t>
+      </w:r>
+      <w:r>
+        <w:t xml:space="preserve"/>
       </w:r>
       <w:r>
         <w:t xml:space="preserve">xadas à ocorrência correspondente. A tabela department identifica os setores da administração municipal destinatários dos encaminhamentos, com restrição de unicidade sobre o par formado pelo nome e pelo município e sobre o endereço de correio eletrônico. A</w:t>
@@ -25803,7 +26114,7 @@
         <w:t xml:space="preserve">ação da referência para o vínculo entre a ocorrência e o seu autor, o que permite o atendimento ao direito de exclusão de conta previsto no RF06 sem a perda do histórico público das ocorrências já registradas. A exclusão de ocorrência pelo Super Administra</w:t>
       </w:r>
       <w:r>
-        <w:t xml:space="preserve">dor (RF25), por ser lógica, não aciona essas políticas: a linha da ocorrência é preservada, com o estado alterado para FINALIZADA, juntamente com o histórico de trâmite, os apoios e a referência ao grupo, e somente os registros de mídia são removidos. As r</w:t>
+        <w:t xml:space="preserve">dor (RF25), por ser lógica, não aciona essas políticas: a linha da ocorrência é preservada, com o estado alterado para FINALIZADA, juntamente com o histórico de trâmite, os apoios e a referência ao grupo, e somente os registros de mídia e a fotografia da solicitação de conclusão, cujas referências no histórico são anuladas, são removidos. As r</w:t>
       </w:r>
       <w:r>
         <w:t xml:space="preserve">estrições de domínio sobre as colunas de perfil, de estado e de prioridade limitam os valores admitidos aos definidos nos enumerados da camada de aplicação; a da coluna de estado admite os valores PENDENTE, EM_ANDAMENTO, CONCLUIDA, INDEFERIDA e FINALIZADA.</w:t>
@@ -25897,10 +26208,10 @@
         <w:t xml:space="preserve">Este é o método que sustenta o agrupamento automático de ocorrências duplicadas previsto no RF16 e na RN06. Em vez de calcular a distância ortodrômica entre o ponto informado e c</w:t>
       </w:r>
       <w:r>
-        <w:t xml:space="preserve">ada ocorrência armazenada, o que exigiria a avaliação de uma função trigonométrica sobre a totalidade da tabela e resultaria em custo linear inevitável, o método delimita previamente uma região retangular em torno do ponto. A delimitação converte o raio de</w:t>
-      </w:r>
-      <w:r>
-        <w:t xml:space="preserve"> cinquenta metros em variação de graus, adotando a aproximação de 111.111 metros por grau de latitude e corrigindo a variação de longitude pelo cosseno da latitude, e submete ao sistema gerenciador uma cláusula de intervalo sobre as duas colunas indexadas.</w:t>
+        <w:t xml:space="preserve">ada ocorrência armazenada, o que exigiria a avaliação de uma função trigonométrica sobre a totalidade da tabela e resultaria em custo linear inevitável, o método delimita previamente uma região retangular em torno do ponto. A delimitação converte o raio de setenta metros em variação de graus, adotando a aproximação de 111.111 metros por grau de latitude e corrigindo a variação de longitude pelo cosseno da latitude, e submete ao sistema gerenciador uma cláusula de intervalo sobre as duas colunas indexadas.</w:t>
+      </w:r>
+      <w:r>
+        <w:t xml:space="preserve"/>
       </w:r>
       <w:r/>
     </w:p>
@@ -25918,28 +26229,28 @@
         <w:t xml:space="preserve">, seguida da recuperação dos k registros contidos no retângulo, de custo O(k). A complexidade resultante é, portanto, O(log n + k). Na ausência do índice, o sistema gerenciador recorreria à varredura sequencial da tabela, elevando a complexidade para O(n).</w:t>
       </w:r>
       <w:r>
-        <w:t xml:space="preserve"> Como k é limitado pela densidade de ocorrências ativas em uma área de aproximadamente dez mil metros quadrados, o seu valor permanece pequeno e praticamente constante independentemente do crescimento de n, o que faz do termo logarítmico o fator dominante.</w:t>
-      </w:r>
-      <w:r/>
-    </w:p>
-    <w:p>
-      <w:pPr>
-        <w:pBdr/>
-        <w:spacing/>
-        <w:ind/>
-        <w:rPr/>
-      </w:pPr>
-      <w:r>
-        <w:t xml:space="preserve">Registre-se a limitação geométrica decorrente da opção adotada: a região consultada é o quadrado circunscrito à circunferê</w:t>
-      </w:r>
-      <w:r>
-        <w:t xml:space="preserve">ncia de cinquenta metros, e não a própria circunferência. Ocorrências situadas nas quadrículas de canto podem distar até aproximadamente 70,7 metros do ponto informado, valor correspondente ao produto do raio pela raiz quadrada de dois. Optou-se por essa a</w:t>
-      </w:r>
-      <w:r>
-        <w:t xml:space="preserve">proximação por permitir o aproveitamento integral do índice de árvore de busca balanceada, ao passo que o cálculo exato exigiria a avaliação da função de distância sobre todos os registros. Trata-se, portanto, de uma decisão consciente de projeto que troca</w:t>
-      </w:r>
-      <w:r>
-        <w:t xml:space="preserve"> precisão geométrica marginal por redução de complexidade de linear para logarítmica. O refinamento do resultado com o cálculo exato da distância sobre os k registros já filtrados acrescentaria apenas custo O(k) e está previsto como melhoria para a Fase 4.</w:t>
+        <w:t xml:space="preserve"> Como k é limitado pela densidade de ocorrências ativas em uma área de aproximadamente vinte mil metros quadrados, o seu valor permanece pequeno e praticamente constante independentemente do crescimento de n, o que faz do termo logarítmico o fator dominante.</w:t>
+      </w:r>
+      <w:r/>
+    </w:p>
+    <w:p>
+      <w:pPr>
+        <w:pBdr/>
+        <w:spacing/>
+        <w:ind/>
+        <w:rPr/>
+      </w:pPr>
+      <w:r>
+        <w:t xml:space="preserve">Registre-se a limitação geométrica decorrente da opção adotada: a região consultada é o quadrado circunscrito à circunferência de setenta metros, e não a própria circunferência, de modo que ocorrências situadas nas quadrículas de canto podem distar até aproximadamente 99 metros do ponto informado, valor correspondente ao produto do raio pela raiz quadrada de dois. Por essa razão, o componente de serviço refina o resultado com o cálculo exato da distância ortodrômica, pela fórmula de haversine, sobre os k registros retornados, retendo apenas os situados dentro da circunferência e, entre eles, o mais próximo do ponto informado. O refinamento acrescenta custo O(k), e a complexidade total permanece O(log n + k): a consulta ao banco de dados aproveita integralmente o índice de árvore de busca balanceada, e a precisão geométrica é assegurada pela filtragem posterior, sem a avaliação da função de distância sobre todos os registros da tabela.</w:t>
+      </w:r>
+      <w:r>
+        <w:t xml:space="preserve"/>
+      </w:r>
+      <w:r>
+        <w:t xml:space="preserve"/>
+      </w:r>
+      <w:r>
+        <w:t xml:space="preserve"/>
       </w:r>
       <w:r/>
     </w:p>
@@ -26412,7 +26723,7 @@
               <w:rPr/>
             </w:pPr>
             <w:r>
-              <w:t xml:space="preserve">Capítulo 5 deste documento — requisitos funcionais RF01 a RF21, requisitos não funcionais RNF01 a RNF20 e regras de negócio RN01 a RN06</w:t>
+              <w:t xml:space="preserve">Capítulo 5 deste documento — requisitos funcionais RF01 a RF26, requisitos não funcionais RNF01 a RNF20 e regras de negócio RN01 a RN11</w:t>
             </w:r>
             <w:r/>
           </w:p>
@@ -27890,13 +28201,13 @@
         <w:rPr/>
       </w:pPr>
       <w:r>
-        <w:t xml:space="preserve">A bateria de testes unitários automatizados é composta por 37 classes de teste, organizadas em blocos ani</w:t>
+        <w:t xml:space="preserve">A bateria de testes unitários automatizados é composta por 40 classes de teste, organizadas em blocos ani</w:t>
       </w:r>
       <w:r>
         <w:t xml:space="preserve">nhados por funcionalidade e identificadas por descrições em língua portuguesa que explicitam a regra verificada. As classes distribuem-se pelas seguintes áreas: serviços de ocorrência e de rastreamento anônimo, serviços de usuário e de redefinição de senha</w:t>
       </w:r>
       <w:r>
-        <w:t xml:space="preserve">, objetos de acesso a dados, componentes de autenticação e de emissão de testemunhos, serviço de processamento de mídias, serviço de correio eletrônico, serviço de envio de mensagens SMS, serviço de contato e classes de domínio e de transferência de dados.</w:t>
+        <w:t xml:space="preserve">, objetos de acesso a dados, componentes de autenticação e de emissão de testemunhos, serviço de processamento de mídias, serviço de correio eletrônico, serviço de envio de mensagens SMS, serviço de contato, serviço e controlador de acesso do departamento e classes de domínio e de transferência de dados.</w:t>
       </w:r>
       <w:r/>
     </w:p>
@@ -27956,7 +28267,7 @@
         <w:t xml:space="preserve">Com o agrupamento automático de ocorrências duplicadas e a exclusão lógica de ocorrência pelo Super Administrador, por meio do status Finalizada, passaram a ser verificados também: a inclusão d</w:t>
       </w:r>
       <w:r>
-        <w:t xml:space="preserve">a nova ocorrência no grupo da ocorrência ativa da mesma categoria situada a até cinquenta metros, ou no grupo a que esta já pertença, e a permanência isolada da ocorrência que não possua outra próxima (RF16 e RN06); a exclusão da ocorrência pelo Super Admi</w:t>
+        <w:t xml:space="preserve">a nova ocorrência no grupo da ocorrência ativa da mesma categoria situada a até setenta metros em linha reta, ou no grupo a que esta já pertença, e a permanência isolada da ocorrência que não possua outra próxima (RF16 e RN06); a exclusão da ocorrência pelo Super Admi</w:t>
       </w:r>
       <w:r>
         <w:t xml:space="preserve">nistrador, que a finaliza sem apagá-la da base de dados, com a remoção das imagens, o registro da mudança no histórico, o aviso ao autor e o registro em log, e a leitura das imagens antes da remoção; a recusa da exclusão aos perfis Administrador, Funcionár</w:t>
@@ -27980,6 +28291,18 @@
         <w:rPr/>
       </w:pPr>
       <w:r>
+        <w:t xml:space="preserve">Com o acesso do departamento e a solicitação de conclusão (RF26 e RN11), passaram a ser verificados também: a emissão do token com o grupo, o departamento e quem encaminhou, e a recusa do token expirado, adulterado, vazio ou malformado; a separação entre as chaves, de modo que o token de login não seja aceito como vínculo do departamento, nem este como login (RNF17); a recusa do vínculo inválido, da ocorrência alheia ao grupo do vínculo e do acesso ao grupo inteiramente encerrado; a supressão dos dados pessoais na página do departamento, com a omissão do autor, dos nomes do histórico, das mensagens da equipe ao cidadão e das solicitações de conclusão; a gravação da solicitação no histórico sem autor, com o departamento, o anexo e a repetição do status corrente, e o aviso a quem encaminhou; a recusa do envio sem imagem, da fotografia reprovada na moderação e da solicitação para ocorrência encerrada ou com solicitação pendente, inclusive a que chega durante o envio de outra, caso em que a fotografia já enviada é apagada; a liberação de nova solicitação após a reabertura ou o reencaminhamento ao mesmo departamento; a remoção da fotografia da solicitação na exclusão da ocorrência; o vínculo de acesso e os contatos incluídos na mensagem de encaminhamento, com os endereços de correio eletrônico dos administradores do município; e a omissão das solicitações no histórico consultado por quem não integra a equipe. Com a ampliação do raio de agrupamento, verifica-se que a ocorrência situada a 65 metros é agrupada, ao passo que a situada a cerca de 85 metros na diagonal — dentro do quadrado da consulta, mas fora do círculo de 70 metros — permanece isolada (RF16 e RN06). No componente de aplicação Web, passaram a ser verificadas as máscaras e os validadores dos campos de CEP, de telefone, de unidade federativa e de nome (RN01), a identificação da solicitação de conclusão ainda vigente e a não inclusão do token de login nas requisições da página do departamento.</w:t>
+      </w:r>
+      <w:r/>
+    </w:p>
+    <w:p>
+      <w:pPr>
+        <w:pBdr/>
+        <w:spacing/>
+        <w:ind/>
+        <w:rPr/>
+      </w:pPr>
+      <w:r>
         <w:t xml:space="preserve">A descrição completa dos casos de teste, com a identificação, a pré-condição, os dados d</w:t>
       </w:r>
       <w:r>
@@ -28077,7 +28400,19 @@
         <w:rPr/>
       </w:pPr>
       <w:r>
-        <w:t xml:space="preserve">Quanto à cobertura funcional, a totalidade dos 25 requisitos funcionais especificados no Capítulo 5 encontra-se codificada</w:t>
+        <w:t xml:space="preserve">Com a evolução registrada em 30/09/2026 — o acesso do departamento e a solicitação de conclusão (RF26 e RN11), a ampliação do raio de agrupamento para 70 metros em linha reta, a exclusão em cadeia das ocorrências agrupadas e as máscaras e limites dos campos —, a bateria do componente de serviço passou a compreender 396 casos de teste, distribuídos por 116 classes e blocos aninhados pertencentes a 40 classes de teste, executados sem falhas, sem erros de execução e sem casos ignorados, a partir da compilação integral do projeto. O componente de aplicação Web passou a contar com 34 casos de teste automatizados, executados igualmente sem falhas pelas ferramentas Jasmine e Karma, entre os quais os das máscaras e dos validadores dos campos, os da identificação da solicitação de conclusão vigente e os que verificam que o token de login não é enviado nas requisições da página do departamento.</w:t>
+      </w:r>
+      <w:r/>
+    </w:p>
+    <w:p>
+      <w:pPr>
+        <w:pBdr/>
+        <w:spacing/>
+        <w:ind/>
+        <w:rPr/>
+      </w:pPr>
+      <w:r>
+        <w:t xml:space="preserve">Quanto à cobertura funcional, a totalidade dos 26 requisitos funcionais especificados no Capítulo 5 encontra-se codificada</w:t>
       </w:r>
       <w:r>
         <w:t xml:space="preserve"> e verificada, percentual superior ao mínimo de sessenta por cento dos casos de uso essenciais estabelecido para esta fase. Ressalva-se o RF18, cuja implementação é parcial: os recursos de ajuste de tamanho de fonte, de alternância de tema e de rotulação d</w:t>
@@ -28113,10 +28448,10 @@
         <w:rPr/>
       </w:pPr>
       <w:r>
-        <w:t xml:space="preserve">Identificam-se três deficiências no plano de testes em sua configuração atual. A primeira é a reduzida cobertura de testes automatizados do componente de aplicação Web: os 17 casos hoje existentes concentram-se em unidades pontuais, com</w:t>
-      </w:r>
-      <w:r>
-        <w:t xml:space="preserve">o a máscara e a validação da data de nascimento, e a validação das telas apoia-se predominantemente em inspeção manual. A segunda é a ausência de testes de integração que exercitem a pilha completa da aplicação, dos controladores até o banco de dados real,</w:t>
+        <w:t xml:space="preserve">Identificam-se três deficiências no plano de testes em sua configuração atual. A primeira é a reduzida cobertura de testes automatizados do componente de aplicação Web: os 34 casos hoje existentes concentram-se em unidades pontuais, como as máscaras e as validações dos campos, e a validação das telas apoia-se predominantemente em inspeção manual. A segunda é a ausência de testes de integração que exercitem a pilha completa da aplicação, dos controladores até o banco de dados real,</w:t>
+      </w:r>
+      <w:r>
+        <w:t xml:space="preserve"/>
       </w:r>
       <w:r>
         <w:t xml:space="preserve"> o que deixa sem verificação automatizada o mapeamento entre as instruções de consulta e o esquema físico. A terceira é a inexistência de medição objetiva de cobertura de código, hoje inferida qualitativamente a partir da distribuição das classes de teste.</w:t>
@@ -28513,7 +28848,7 @@
         <w:t xml:space="preserve">O objetivo principal deste projeto tem sido alcançado p</w:t>
       </w:r>
       <w:r>
-        <w:t xml:space="preserve">or meio do detalhamento de 25 requisitos funcionais, com destaque para a especificação e codificação do agrupamento automático de ocorrências duplicadas (RF16), que utiliza lógica de geolocalização e raio de 50 metros para otimizar a base de dados pública,</w:t>
+        <w:t xml:space="preserve">or meio do detalhamento de 26 requisitos funcionais, com destaque para a especificação e codificação do agrupamento automático de ocorrências duplicadas (RF16), que utiliza lógica de geolocalização e raio de 70 metros, medidos em linha reta, para otimizar a base de dados pública,</w:t>
       </w:r>
       <w:r>
         <w:t xml:space="preserve"> e para o agrupamento de ocorrências similares com atualização coletiva de status (RF12). Adicionalmente, o estrito atendimento aos requisitos de autenticação robusta via JWT e autenticação multifator, combinados à criptografia com o algoritmo BCrypt e trá</w:t>
